--- a/%PATH_EE267%/Documents/Resumes_final/MASTER RESUME.docx
+++ b/%PATH_EE267%/Documents/Resumes_final/MASTER RESUME.docx
@@ -1,6 +1,6 @@
 
 <file path=word/document.xml><?xml version="1.0" encoding="utf-8"?>
-<w:document xmlns:wpc="http://schemas.microsoft.com/office/word/2010/wordprocessingCanvas" xmlns:cx="http://schemas.microsoft.com/office/drawing/2014/chartex" xmlns:cx1="http://schemas.microsoft.com/office/drawing/2015/9/8/chartex" xmlns:cx2="http://schemas.microsoft.com/office/drawing/2015/10/21/chartex" xmlns:cx3="http://schemas.microsoft.com/office/drawing/2016/5/9/chartex" xmlns:cx4="http://schemas.microsoft.com/office/drawing/2016/5/10/chartex" xmlns:cx5="http://schemas.microsoft.com/office/drawing/2016/5/11/chartex" xmlns:cx6="http://schemas.microsoft.com/office/drawing/2016/5/12/chartex" xmlns:cx7="http://schemas.microsoft.com/office/drawing/2016/5/13/chartex" xmlns:cx8="http://schemas.microsoft.com/office/drawing/2016/5/14/chartex" xmlns:mc="http://schemas.openxmlformats.org/markup-compatibility/2006" xmlns:aink="http://schemas.microsoft.com/office/drawing/2016/ink" xmlns:am3d="http://schemas.microsoft.com/office/drawing/2017/model3d" xmlns:o="urn:schemas-microsoft-com:office:office" xmlns:oel="http://schemas.microsoft.com/office/2019/extlst" xmlns:r="http://schemas.openxmlformats.org/officeDocument/2006/relationships" xmlns:m="http://schemas.openxmlformats.org/officeDocument/2006/math" xmlns:v="urn:schemas-microsoft-com:vml" xmlns:wp14="http://schemas.microsoft.com/office/word/2010/wordprocessingDrawing" xmlns:wp="http://schemas.openxmlformats.org/drawingml/2006/wordprocessingDrawing" xmlns:w10="urn:schemas-microsoft-com:office:word" xmlns:w="http://schemas.openxmlformats.org/wordprocessingml/2006/main" xmlns:w14="http://schemas.microsoft.com/office/word/2010/wordml" xmlns:w15="http://schemas.microsoft.com/office/word/2012/wordml" xmlns:w16cex="http://schemas.microsoft.com/office/word/2018/wordml/cex" xmlns:w16cid="http://schemas.microsoft.com/office/word/2016/wordml/cid" xmlns:w16="http://schemas.microsoft.com/office/word/2018/wordml" xmlns:w16du="http://schemas.microsoft.com/office/word/2023/wordml/word16du" xmlns:w16sdtdh="http://schemas.microsoft.com/office/word/2020/wordml/sdtdatahash" xmlns:w16se="http://schemas.microsoft.com/office/word/2015/wordml/symex" xmlns:wpg="http://schemas.microsoft.com/office/word/2010/wordprocessingGroup" xmlns:wpi="http://schemas.microsoft.com/office/word/2010/wordprocessingInk" xmlns:wne="http://schemas.microsoft.com/office/word/2006/wordml" xmlns:wps="http://schemas.microsoft.com/office/word/2010/wordprocessingShape" mc:Ignorable="w14 w15 w16se w16cid w16 w16cex w16sdtdh w16du wp14">
+<w:document xmlns:wpc="http://schemas.microsoft.com/office/word/2010/wordprocessingCanvas" xmlns:cx="http://schemas.microsoft.com/office/drawing/2014/chartex" xmlns:cx1="http://schemas.microsoft.com/office/drawing/2015/9/8/chartex" xmlns:cx2="http://schemas.microsoft.com/office/drawing/2015/10/21/chartex" xmlns:cx3="http://schemas.microsoft.com/office/drawing/2016/5/9/chartex" xmlns:cx4="http://schemas.microsoft.com/office/drawing/2016/5/10/chartex" xmlns:cx5="http://schemas.microsoft.com/office/drawing/2016/5/11/chartex" xmlns:cx6="http://schemas.microsoft.com/office/drawing/2016/5/12/chartex" xmlns:cx7="http://schemas.microsoft.com/office/drawing/2016/5/13/chartex" xmlns:cx8="http://schemas.microsoft.com/office/drawing/2016/5/14/chartex" xmlns:mc="http://schemas.openxmlformats.org/markup-compatibility/2006" xmlns:aink="http://schemas.microsoft.com/office/drawing/2016/ink" xmlns:am3d="http://schemas.microsoft.com/office/drawing/2017/model3d" xmlns:o="urn:schemas-microsoft-com:office:office" xmlns:oel="http://schemas.microsoft.com/office/2019/extlst" xmlns:r="http://schemas.openxmlformats.org/officeDocument/2006/relationships" xmlns:m="http://schemas.openxmlformats.org/officeDocument/2006/math" xmlns:v="urn:schemas-microsoft-com:vml" xmlns:wp14="http://schemas.microsoft.com/office/word/2010/wordprocessingDrawing" xmlns:wp="http://schemas.openxmlformats.org/drawingml/2006/wordprocessingDrawing" xmlns:w10="urn:schemas-microsoft-com:office:word" xmlns:w="http://schemas.openxmlformats.org/wordprocessingml/2006/main" xmlns:w14="http://schemas.microsoft.com/office/word/2010/wordml" xmlns:w15="http://schemas.microsoft.com/office/word/2012/wordml" xmlns:w16cex="http://schemas.microsoft.com/office/word/2018/wordml/cex" xmlns:w16cid="http://schemas.microsoft.com/office/word/2016/wordml/cid" xmlns:w16="http://schemas.microsoft.com/office/word/2018/wordml" xmlns:w16du="http://schemas.microsoft.com/office/word/2023/wordml/word16du" xmlns:w16sdtdh="http://schemas.microsoft.com/office/word/2020/wordml/sdtdatahash" xmlns:w16sdtfl="http://schemas.microsoft.com/office/word/2024/wordml/sdtformatlock" xmlns:w16se="http://schemas.microsoft.com/office/word/2015/wordml/symex" xmlns:wpg="http://schemas.microsoft.com/office/word/2010/wordprocessingGroup" xmlns:wpi="http://schemas.microsoft.com/office/word/2010/wordprocessingInk" xmlns:wne="http://schemas.microsoft.com/office/word/2006/wordml" xmlns:wps="http://schemas.microsoft.com/office/word/2010/wordprocessingShape" mc:Ignorable="w14 w15 w16se w16cid w16 w16cex w16sdtdh w16sdtfl w16du wp14">
   <w:body>
     <w:p>
       <w:pPr>
@@ -347,7 +347,6 @@
           <w:szCs w:val="18"/>
         </w:rPr>
       </w:pPr>
-      <w:proofErr w:type="gramStart"/>
       <w:r>
         <w:rPr>
           <w:rFonts w:ascii="Verdana" w:hAnsi="Verdana"/>
@@ -364,17 +363,7 @@
           <w:sz w:val="18"/>
           <w:szCs w:val="18"/>
         </w:rPr>
-        <w:t>design</w:t>
-      </w:r>
-      <w:proofErr w:type="gramEnd"/>
-      <w:r>
-        <w:rPr>
-          <w:rFonts w:ascii="Verdana" w:hAnsi="Verdana"/>
-          <w:color w:val="000000"/>
-          <w:sz w:val="18"/>
-          <w:szCs w:val="18"/>
-        </w:rPr>
-        <w:t xml:space="preserve"> </w:t>
+        <w:t xml:space="preserve">design </w:t>
       </w:r>
       <w:r>
         <w:rPr>
@@ -435,7 +424,7 @@
           <w:sz w:val="18"/>
           <w:szCs w:val="18"/>
         </w:rPr>
-        <w:t xml:space="preserve">Interfacing IP Cores with IRAD specific FPGA </w:t>
+        <w:t xml:space="preserve">Interfacing IP Cores with IRAD specific </w:t>
       </w:r>
       <w:proofErr w:type="gramStart"/>
       <w:r>
@@ -445,7 +434,7 @@
           <w:sz w:val="18"/>
           <w:szCs w:val="18"/>
         </w:rPr>
-        <w:t>rad</w:t>
+        <w:t>FPGA rad-hard</w:t>
       </w:r>
       <w:proofErr w:type="gramEnd"/>
       <w:r>
@@ -455,7 +444,7 @@
           <w:sz w:val="18"/>
           <w:szCs w:val="18"/>
         </w:rPr>
-        <w:t xml:space="preserve">-hard </w:t>
+        <w:t xml:space="preserve"> </w:t>
       </w:r>
       <w:r>
         <w:rPr>
@@ -704,17 +693,7 @@
           <w:sz w:val="18"/>
           <w:szCs w:val="18"/>
         </w:rPr>
-        <w:t xml:space="preserve">Utilized EEE part expertise and </w:t>
-      </w:r>
-      <w:proofErr w:type="gramStart"/>
-      <w:r>
-        <w:rPr>
-          <w:rFonts w:ascii="Verdana" w:hAnsi="Verdana"/>
-          <w:color w:val="000000"/>
-          <w:sz w:val="18"/>
-          <w:szCs w:val="18"/>
-        </w:rPr>
-        <w:t>support</w:t>
+        <w:t>Utilized EEE part expertise and support</w:t>
       </w:r>
       <w:r>
         <w:rPr>
@@ -732,17 +711,7 @@
           <w:sz w:val="18"/>
           <w:szCs w:val="18"/>
         </w:rPr>
-        <w:t xml:space="preserve"> on</w:t>
-      </w:r>
-      <w:proofErr w:type="gramEnd"/>
-      <w:r>
-        <w:rPr>
-          <w:rFonts w:ascii="Verdana" w:hAnsi="Verdana"/>
-          <w:color w:val="000000"/>
-          <w:sz w:val="18"/>
-          <w:szCs w:val="18"/>
-        </w:rPr>
-        <w:t xml:space="preserve"> aerospace programs, review</w:t>
+        <w:t xml:space="preserve"> on aerospace programs, review</w:t>
       </w:r>
       <w:r>
         <w:rPr>
@@ -2311,29 +2280,16 @@
           <w:szCs w:val="20"/>
         </w:rPr>
       </w:pPr>
-      <w:proofErr w:type="spellStart"/>
-      <w:r>
-        <w:rPr>
-          <w:rFonts w:ascii="Verdana" w:hAnsi="Verdana"/>
-          <w:b/>
-          <w:bCs/>
-          <w:color w:val="000000"/>
-          <w:sz w:val="20"/>
-          <w:szCs w:val="20"/>
-        </w:rPr>
-        <w:t>Vivado</w:t>
-      </w:r>
-      <w:proofErr w:type="spellEnd"/>
-      <w:r>
-        <w:rPr>
-          <w:rFonts w:ascii="Verdana" w:hAnsi="Verdana"/>
-          <w:b/>
-          <w:bCs/>
-          <w:color w:val="000000"/>
-          <w:sz w:val="20"/>
-          <w:szCs w:val="20"/>
-        </w:rPr>
-        <w:t xml:space="preserve"> HL</w:t>
+      <w:r>
+        <w:rPr>
+          <w:rFonts w:ascii="Verdana" w:hAnsi="Verdana"/>
+          <w:b/>
+          <w:bCs/>
+          <w:color w:val="000000"/>
+          <w:sz w:val="20"/>
+          <w:szCs w:val="20"/>
+        </w:rPr>
+        <w:t>Vivado HL</w:t>
       </w:r>
       <w:r>
         <w:rPr>
@@ -3391,29 +3347,16 @@
           <w:szCs w:val="20"/>
         </w:rPr>
       </w:pPr>
-      <w:proofErr w:type="spellStart"/>
-      <w:r>
-        <w:rPr>
-          <w:rFonts w:ascii="Verdana" w:hAnsi="Verdana"/>
-          <w:b/>
-          <w:bCs/>
-          <w:color w:val="000000"/>
-          <w:sz w:val="20"/>
-          <w:szCs w:val="20"/>
-        </w:rPr>
-        <w:t>Vivado</w:t>
-      </w:r>
-      <w:proofErr w:type="spellEnd"/>
-      <w:r>
-        <w:rPr>
-          <w:rFonts w:ascii="Verdana" w:hAnsi="Verdana"/>
-          <w:b/>
-          <w:bCs/>
-          <w:color w:val="000000"/>
-          <w:sz w:val="20"/>
-          <w:szCs w:val="20"/>
-        </w:rPr>
-        <w:t xml:space="preserve"> HLS</w:t>
+      <w:r>
+        <w:rPr>
+          <w:rFonts w:ascii="Verdana" w:hAnsi="Verdana"/>
+          <w:b/>
+          <w:bCs/>
+          <w:color w:val="000000"/>
+          <w:sz w:val="20"/>
+          <w:szCs w:val="20"/>
+        </w:rPr>
+        <w:t>Vivado HLS</w:t>
       </w:r>
       <w:r>
         <w:rPr>
@@ -4716,19 +4659,8 @@
           <w:sz w:val="18"/>
           <w:szCs w:val="18"/>
         </w:rPr>
-        <w:t xml:space="preserve">Mail </w:t>
-      </w:r>
-      <w:proofErr w:type="gramStart"/>
-      <w:r>
-        <w:rPr>
-          <w:rFonts w:ascii="Verdana" w:hAnsi="Verdana" w:cs="Arial"/>
-          <w:color w:val="000000"/>
-          <w:sz w:val="18"/>
-          <w:szCs w:val="18"/>
-        </w:rPr>
-        <w:t>delivery</w:t>
-      </w:r>
-      <w:proofErr w:type="gramEnd"/>
+        <w:t>Mail delivery</w:t>
+      </w:r>
     </w:p>
     <w:p>
       <w:pPr>
@@ -5353,7 +5285,7 @@
           <w:sz w:val="20"/>
           <w:szCs w:val="20"/>
         </w:rPr>
-        <w:t xml:space="preserve">To continue to learn and contribute to the company to best of my ability, My goal is to learn everything I can in your company so </w:t>
+        <w:t xml:space="preserve">To continue to learn and contribute to the company to best of my ability, </w:t>
       </w:r>
       <w:proofErr w:type="gramStart"/>
       <w:r>
@@ -5362,7 +5294,7 @@
           <w:sz w:val="20"/>
           <w:szCs w:val="20"/>
         </w:rPr>
-        <w:t>that</w:t>
+        <w:t>My</w:t>
       </w:r>
       <w:proofErr w:type="gramEnd"/>
       <w:r>
@@ -5371,7 +5303,7 @@
           <w:sz w:val="20"/>
           <w:szCs w:val="20"/>
         </w:rPr>
-        <w:t xml:space="preserve"> </w:t>
+        <w:t xml:space="preserve"> goal is to learn everything I can in your company so that </w:t>
       </w:r>
     </w:p>
     <w:p>
@@ -5414,7 +5346,25 @@
           <w:sz w:val="20"/>
           <w:szCs w:val="20"/>
         </w:rPr>
-        <w:t xml:space="preserve">To procure a summer internship in Electronic Systems Engineering </w:t>
+        <w:t xml:space="preserve">To procure a summer internship in Electronic Systems Engineering that designs, tests, manufactures or enhances electronics or electronic hardware. Seeking an opportunity to utilize what </w:t>
+      </w:r>
+      <w:r>
+        <w:rPr>
+          <w:rFonts w:ascii="Verdana" w:hAnsi="Verdana"/>
+          <w:color w:val="000000"/>
+          <w:sz w:val="20"/>
+          <w:szCs w:val="20"/>
+        </w:rPr>
+        <w:t>I have</w:t>
+      </w:r>
+      <w:r>
+        <w:rPr>
+          <w:rFonts w:ascii="Verdana" w:hAnsi="Verdana"/>
+          <w:color w:val="000000"/>
+          <w:sz w:val="20"/>
+          <w:szCs w:val="20"/>
+        </w:rPr>
+        <w:t xml:space="preserve"> learned in the classroom as well as </w:t>
       </w:r>
       <w:proofErr w:type="gramStart"/>
       <w:r>
@@ -5424,7 +5374,7 @@
           <w:sz w:val="20"/>
           <w:szCs w:val="20"/>
         </w:rPr>
-        <w:t>that designs</w:t>
+        <w:t>translate</w:t>
       </w:r>
       <w:proofErr w:type="gramEnd"/>
       <w:r>
@@ -5434,25 +5384,7 @@
           <w:sz w:val="20"/>
           <w:szCs w:val="20"/>
         </w:rPr>
-        <w:t xml:space="preserve">, tests, manufactures or enhances electronics or electronic hardware. Seeking an opportunity to utilize what </w:t>
-      </w:r>
-      <w:r>
-        <w:rPr>
-          <w:rFonts w:ascii="Verdana" w:hAnsi="Verdana"/>
-          <w:color w:val="000000"/>
-          <w:sz w:val="20"/>
-          <w:szCs w:val="20"/>
-        </w:rPr>
-        <w:t>I have</w:t>
-      </w:r>
-      <w:r>
-        <w:rPr>
-          <w:rFonts w:ascii="Verdana" w:hAnsi="Verdana"/>
-          <w:color w:val="000000"/>
-          <w:sz w:val="20"/>
-          <w:szCs w:val="20"/>
-        </w:rPr>
-        <w:t xml:space="preserve"> learned in the classroom as well as translate my work ethic, time management</w:t>
+        <w:t xml:space="preserve"> my work ethic, time management</w:t>
       </w:r>
       <w:proofErr w:type="gramStart"/>
       <w:r>
@@ -6645,19 +6577,8 @@
           <w:sz w:val="20"/>
           <w:szCs w:val="20"/>
         </w:rPr>
-        <w:t xml:space="preserve">Mail </w:t>
-      </w:r>
-      <w:proofErr w:type="gramStart"/>
-      <w:r>
-        <w:rPr>
-          <w:rFonts w:ascii="Verdana" w:hAnsi="Verdana" w:cs="Arial"/>
-          <w:color w:val="000000"/>
-          <w:sz w:val="20"/>
-          <w:szCs w:val="20"/>
-        </w:rPr>
-        <w:t>delivery</w:t>
-      </w:r>
-      <w:proofErr w:type="gramEnd"/>
+        <w:t>Mail delivery</w:t>
+      </w:r>
     </w:p>
     <w:p>
       <w:pPr>
@@ -6684,19 +6605,8 @@
           <w:sz w:val="20"/>
           <w:szCs w:val="20"/>
         </w:rPr>
-        <w:t xml:space="preserve">Maintain inventory check of office supplies and Wells Fargo’s </w:t>
-      </w:r>
-      <w:proofErr w:type="gramStart"/>
-      <w:r>
-        <w:rPr>
-          <w:rFonts w:ascii="Verdana" w:hAnsi="Verdana" w:cs="Arial"/>
-          <w:color w:val="000000"/>
-          <w:sz w:val="20"/>
-          <w:szCs w:val="20"/>
-        </w:rPr>
-        <w:t>merchandise</w:t>
-      </w:r>
-      <w:proofErr w:type="gramEnd"/>
+        <w:t>Maintain inventory check of office supplies and Wells Fargo’s merchandise</w:t>
+      </w:r>
     </w:p>
     <w:p>
       <w:pPr>
@@ -6837,19 +6747,8 @@
           <w:sz w:val="20"/>
           <w:szCs w:val="20"/>
         </w:rPr>
-        <w:t xml:space="preserve">Executed the task of proper disposal of company </w:t>
-      </w:r>
-      <w:proofErr w:type="gramStart"/>
-      <w:r>
-        <w:rPr>
-          <w:rFonts w:ascii="Verdana" w:hAnsi="Verdana" w:cs="Arial"/>
-          <w:color w:val="000000"/>
-          <w:sz w:val="20"/>
-          <w:szCs w:val="20"/>
-        </w:rPr>
-        <w:t>records</w:t>
-      </w:r>
-      <w:proofErr w:type="gramEnd"/>
+        <w:t>Executed the task of proper disposal of company records</w:t>
+      </w:r>
     </w:p>
     <w:p>
       <w:pPr>
@@ -6874,19 +6773,8 @@
           <w:sz w:val="20"/>
           <w:szCs w:val="20"/>
         </w:rPr>
-        <w:t xml:space="preserve">Mail </w:t>
-      </w:r>
-      <w:proofErr w:type="gramStart"/>
-      <w:r>
-        <w:rPr>
-          <w:rFonts w:ascii="Verdana" w:hAnsi="Verdana" w:cs="Arial"/>
-          <w:color w:val="000000"/>
-          <w:sz w:val="20"/>
-          <w:szCs w:val="20"/>
-        </w:rPr>
-        <w:t>delivery</w:t>
-      </w:r>
-      <w:proofErr w:type="gramEnd"/>
+        <w:t>Mail delivery</w:t>
+      </w:r>
     </w:p>
     <w:p>
       <w:pPr>
@@ -6959,27 +6847,7 @@
           <w:sz w:val="20"/>
           <w:szCs w:val="20"/>
         </w:rPr>
-        <w:t xml:space="preserve">I am a fourth-year Electronic Systems Engineering Technology student at California State Polytechnic University, Pomona. My passion for engineering lies within the design and implementation of electronics and electrical subsystems. I have classroom experience with C Programming, PCB Design in EAGLE AutoCAD, Circuit Simulation in NI </w:t>
-      </w:r>
-      <w:proofErr w:type="gramStart"/>
-      <w:r>
-        <w:rPr>
-          <w:rFonts w:ascii="Arial" w:hAnsi="Arial" w:cs="Arial"/>
-          <w:color w:val="000000"/>
-          <w:sz w:val="20"/>
-          <w:szCs w:val="20"/>
-        </w:rPr>
-        <w:t>Multisim</w:t>
-      </w:r>
-      <w:proofErr w:type="gramEnd"/>
-      <w:r>
-        <w:rPr>
-          <w:rFonts w:ascii="Arial" w:hAnsi="Arial" w:cs="Arial"/>
-          <w:color w:val="000000"/>
-          <w:sz w:val="20"/>
-          <w:szCs w:val="20"/>
-        </w:rPr>
-        <w:t xml:space="preserve"> and FPGAs/Verilog HDL. I am currently seeking internship opportunities to further my passion, knowledge, and skills in Electronics and Hardware Engineering.</w:t>
+        <w:t>I am a fourth-year Electronic Systems Engineering Technology student at California State Polytechnic University, Pomona. My passion for engineering lies within the design and implementation of electronics and electrical subsystems. I have classroom experience with C Programming, PCB Design in EAGLE AutoCAD, Circuit Simulation in NI Multisim and FPGAs/Verilog HDL. I am currently seeking internship opportunities to further my passion, knowledge, and skills in Electronics and Hardware Engineering.</w:t>
       </w:r>
       <w:r>
         <w:rPr>
@@ -7178,27 +7046,7 @@
           <w:sz w:val="20"/>
           <w:szCs w:val="20"/>
         </w:rPr>
-        <w:t xml:space="preserve">internship in Electronic Systems Engineering </w:t>
-      </w:r>
-      <w:proofErr w:type="gramStart"/>
-      <w:r>
-        <w:rPr>
-          <w:rFonts w:ascii="Verdana" w:hAnsi="Verdana"/>
-          <w:color w:val="000000"/>
-          <w:sz w:val="20"/>
-          <w:szCs w:val="20"/>
-        </w:rPr>
-        <w:t>that designs</w:t>
-      </w:r>
-      <w:proofErr w:type="gramEnd"/>
-      <w:r>
-        <w:rPr>
-          <w:rFonts w:ascii="Verdana" w:hAnsi="Verdana"/>
-          <w:color w:val="000000"/>
-          <w:sz w:val="20"/>
-          <w:szCs w:val="20"/>
-        </w:rPr>
-        <w:t xml:space="preserve">, tests, manufactures or enhances electronic hardware. </w:t>
+        <w:t xml:space="preserve">internship in Electronic Systems Engineering that designs, tests, manufactures or enhances electronic hardware. </w:t>
       </w:r>
       <w:r>
         <w:rPr>
@@ -7468,127 +7316,125 @@
           <w:sz w:val="20"/>
           <w:szCs w:val="20"/>
         </w:rPr>
-        <w:t xml:space="preserve">Engineering </w:t>
+        <w:t>Engineering that designs, tests, manufactures</w:t>
+      </w:r>
+      <w:r>
+        <w:rPr>
+          <w:rFonts w:ascii="Verdana" w:hAnsi="Verdana"/>
+          <w:color w:val="000000"/>
+          <w:sz w:val="20"/>
+          <w:szCs w:val="20"/>
+        </w:rPr>
+        <w:t>,</w:t>
+      </w:r>
+      <w:r>
+        <w:rPr>
+          <w:rFonts w:ascii="Verdana" w:hAnsi="Verdana"/>
+          <w:color w:val="000000"/>
+          <w:sz w:val="20"/>
+          <w:szCs w:val="20"/>
+        </w:rPr>
+        <w:t xml:space="preserve"> or enhances electronic hardware. </w:t>
+      </w:r>
+      <w:r>
+        <w:rPr>
+          <w:rFonts w:ascii="Verdana" w:hAnsi="Verdana"/>
+          <w:color w:val="000000"/>
+          <w:sz w:val="20"/>
+          <w:szCs w:val="20"/>
+        </w:rPr>
+        <w:t>I am s</w:t>
+      </w:r>
+      <w:r>
+        <w:rPr>
+          <w:rFonts w:ascii="Verdana" w:hAnsi="Verdana"/>
+          <w:color w:val="000000"/>
+          <w:sz w:val="20"/>
+          <w:szCs w:val="20"/>
+        </w:rPr>
+        <w:t>eeking an opportunity to utilize what I have learned in the classroom as well as translate my work ethic, time management,</w:t>
+      </w:r>
+      <w:r>
+        <w:rPr>
+          <w:rFonts w:ascii="Verdana" w:hAnsi="Verdana"/>
+          <w:color w:val="000000"/>
+          <w:sz w:val="20"/>
+          <w:szCs w:val="20"/>
+        </w:rPr>
+        <w:t xml:space="preserve"> and </w:t>
+      </w:r>
+      <w:r>
+        <w:rPr>
+          <w:rFonts w:ascii="Verdana" w:hAnsi="Verdana"/>
+          <w:color w:val="000000"/>
+          <w:sz w:val="20"/>
+          <w:szCs w:val="20"/>
+        </w:rPr>
+        <w:t xml:space="preserve">intuitive thinking skills to further my endeavors </w:t>
+      </w:r>
+      <w:r>
+        <w:rPr>
+          <w:rFonts w:ascii="Verdana" w:hAnsi="Verdana"/>
+          <w:color w:val="000000"/>
+          <w:sz w:val="20"/>
+          <w:szCs w:val="20"/>
+        </w:rPr>
+        <w:t>at Lockheed Martin</w:t>
+      </w:r>
+      <w:r>
+        <w:rPr>
+          <w:rFonts w:ascii="Verdana" w:hAnsi="Verdana"/>
+          <w:color w:val="000000"/>
+          <w:sz w:val="20"/>
+          <w:szCs w:val="20"/>
+        </w:rPr>
+        <w:t>.</w:t>
+      </w:r>
+      <w:r>
+        <w:rPr>
+          <w:rFonts w:ascii="Verdana" w:hAnsi="Verdana"/>
+          <w:color w:val="000000"/>
+          <w:sz w:val="20"/>
+          <w:szCs w:val="20"/>
+        </w:rPr>
+        <w:t xml:space="preserve"> </w:t>
+      </w:r>
+    </w:p>
+    <w:p>
+      <w:pPr>
+        <w:pStyle w:val="NormalWeb"/>
+        <w:spacing w:before="0" w:beforeAutospacing="0" w:after="0" w:afterAutospacing="0"/>
+        <w:rPr>
+          <w:rFonts w:ascii="Verdana" w:hAnsi="Verdana"/>
+          <w:sz w:val="18"/>
+          <w:szCs w:val="18"/>
+        </w:rPr>
+      </w:pPr>
+      <w:r>
+        <w:rPr>
+          <w:rFonts w:ascii="Verdana" w:hAnsi="Verdana"/>
+          <w:sz w:val="18"/>
+          <w:szCs w:val="18"/>
+        </w:rPr>
+        <w:t xml:space="preserve">Scanner keyboard = new </w:t>
       </w:r>
       <w:proofErr w:type="gramStart"/>
       <w:r>
         <w:rPr>
           <w:rFonts w:ascii="Verdana" w:hAnsi="Verdana"/>
-          <w:color w:val="000000"/>
-          <w:sz w:val="20"/>
-          <w:szCs w:val="20"/>
-        </w:rPr>
-        <w:t>that designs</w:t>
+          <w:sz w:val="18"/>
+          <w:szCs w:val="18"/>
+        </w:rPr>
+        <w:t>Scanner(</w:t>
       </w:r>
       <w:proofErr w:type="gramEnd"/>
       <w:r>
         <w:rPr>
           <w:rFonts w:ascii="Verdana" w:hAnsi="Verdana"/>
-          <w:color w:val="000000"/>
-          <w:sz w:val="20"/>
-          <w:szCs w:val="20"/>
-        </w:rPr>
-        <w:t>, tests, manufactures</w:t>
-      </w:r>
-      <w:r>
-        <w:rPr>
-          <w:rFonts w:ascii="Verdana" w:hAnsi="Verdana"/>
-          <w:color w:val="000000"/>
-          <w:sz w:val="20"/>
-          <w:szCs w:val="20"/>
-        </w:rPr>
-        <w:t>,</w:t>
-      </w:r>
-      <w:r>
-        <w:rPr>
-          <w:rFonts w:ascii="Verdana" w:hAnsi="Verdana"/>
-          <w:color w:val="000000"/>
-          <w:sz w:val="20"/>
-          <w:szCs w:val="20"/>
-        </w:rPr>
-        <w:t xml:space="preserve"> or enhances electronic hardware. </w:t>
-      </w:r>
-      <w:r>
-        <w:rPr>
-          <w:rFonts w:ascii="Verdana" w:hAnsi="Verdana"/>
-          <w:color w:val="000000"/>
-          <w:sz w:val="20"/>
-          <w:szCs w:val="20"/>
-        </w:rPr>
-        <w:t>I am s</w:t>
-      </w:r>
-      <w:r>
-        <w:rPr>
-          <w:rFonts w:ascii="Verdana" w:hAnsi="Verdana"/>
-          <w:color w:val="000000"/>
-          <w:sz w:val="20"/>
-          <w:szCs w:val="20"/>
-        </w:rPr>
-        <w:t>eeking an opportunity to utilize what I have learned in the classroom as well as translate my work ethic, time management,</w:t>
-      </w:r>
-      <w:r>
-        <w:rPr>
-          <w:rFonts w:ascii="Verdana" w:hAnsi="Verdana"/>
-          <w:color w:val="000000"/>
-          <w:sz w:val="20"/>
-          <w:szCs w:val="20"/>
-        </w:rPr>
-        <w:t xml:space="preserve"> and </w:t>
-      </w:r>
-      <w:r>
-        <w:rPr>
-          <w:rFonts w:ascii="Verdana" w:hAnsi="Verdana"/>
-          <w:color w:val="000000"/>
-          <w:sz w:val="20"/>
-          <w:szCs w:val="20"/>
-        </w:rPr>
-        <w:t xml:space="preserve">intuitive thinking skills to further my endeavors </w:t>
-      </w:r>
-      <w:r>
-        <w:rPr>
-          <w:rFonts w:ascii="Verdana" w:hAnsi="Verdana"/>
-          <w:color w:val="000000"/>
-          <w:sz w:val="20"/>
-          <w:szCs w:val="20"/>
-        </w:rPr>
-        <w:t>at Lockheed Martin</w:t>
-      </w:r>
-      <w:r>
-        <w:rPr>
-          <w:rFonts w:ascii="Verdana" w:hAnsi="Verdana"/>
-          <w:color w:val="000000"/>
-          <w:sz w:val="20"/>
-          <w:szCs w:val="20"/>
-        </w:rPr>
-        <w:t>.</w:t>
-      </w:r>
-      <w:r>
-        <w:rPr>
-          <w:rFonts w:ascii="Verdana" w:hAnsi="Verdana"/>
-          <w:color w:val="000000"/>
-          <w:sz w:val="20"/>
-          <w:szCs w:val="20"/>
-        </w:rPr>
-        <w:t xml:space="preserve"> </w:t>
-      </w:r>
-    </w:p>
-    <w:p>
-      <w:pPr>
-        <w:pStyle w:val="NormalWeb"/>
-        <w:spacing w:before="0" w:beforeAutospacing="0" w:after="0" w:afterAutospacing="0"/>
-        <w:rPr>
-          <w:rFonts w:ascii="Verdana" w:hAnsi="Verdana"/>
-          <w:sz w:val="18"/>
-          <w:szCs w:val="18"/>
-        </w:rPr>
-      </w:pPr>
-      <w:r>
-        <w:rPr>
-          <w:rFonts w:ascii="Verdana" w:hAnsi="Verdana"/>
-          <w:sz w:val="18"/>
-          <w:szCs w:val="18"/>
-        </w:rPr>
-        <w:t xml:space="preserve">Scanner keyboard = new </w:t>
+          <w:sz w:val="18"/>
+          <w:szCs w:val="18"/>
+        </w:rPr>
+        <w:t>System.in</w:t>
       </w:r>
       <w:proofErr w:type="gramStart"/>
       <w:r>
@@ -7597,17 +7443,9 @@
           <w:sz w:val="18"/>
           <w:szCs w:val="18"/>
         </w:rPr>
-        <w:t>Scanner(</w:t>
+        <w:t>);</w:t>
       </w:r>
       <w:proofErr w:type="gramEnd"/>
-      <w:r>
-        <w:rPr>
-          <w:rFonts w:ascii="Verdana" w:hAnsi="Verdana"/>
-          <w:sz w:val="18"/>
-          <w:szCs w:val="18"/>
-        </w:rPr>
-        <w:t>System.in);</w:t>
-      </w:r>
     </w:p>
     <w:p>
       <w:pPr>
@@ -7739,7 +7577,7 @@
 </file>
 
 <file path=word/endnotes.xml><?xml version="1.0" encoding="utf-8"?>
-<w:endnotes xmlns:wpc="http://schemas.microsoft.com/office/word/2010/wordprocessingCanvas" xmlns:cx="http://schemas.microsoft.com/office/drawing/2014/chartex" xmlns:cx1="http://schemas.microsoft.com/office/drawing/2015/9/8/chartex" xmlns:cx2="http://schemas.microsoft.com/office/drawing/2015/10/21/chartex" xmlns:cx3="http://schemas.microsoft.com/office/drawing/2016/5/9/chartex" xmlns:cx4="http://schemas.microsoft.com/office/drawing/2016/5/10/chartex" xmlns:cx5="http://schemas.microsoft.com/office/drawing/2016/5/11/chartex" xmlns:cx6="http://schemas.microsoft.com/office/drawing/2016/5/12/chartex" xmlns:cx7="http://schemas.microsoft.com/office/drawing/2016/5/13/chartex" xmlns:cx8="http://schemas.microsoft.com/office/drawing/2016/5/14/chartex" xmlns:mc="http://schemas.openxmlformats.org/markup-compatibility/2006" xmlns:aink="http://schemas.microsoft.com/office/drawing/2016/ink" xmlns:am3d="http://schemas.microsoft.com/office/drawing/2017/model3d" xmlns:o="urn:schemas-microsoft-com:office:office" xmlns:oel="http://schemas.microsoft.com/office/2019/extlst" xmlns:r="http://schemas.openxmlformats.org/officeDocument/2006/relationships" xmlns:m="http://schemas.openxmlformats.org/officeDocument/2006/math" xmlns:v="urn:schemas-microsoft-com:vml" xmlns:wp14="http://schemas.microsoft.com/office/word/2010/wordprocessingDrawing" xmlns:wp="http://schemas.openxmlformats.org/drawingml/2006/wordprocessingDrawing" xmlns:w10="urn:schemas-microsoft-com:office:word" xmlns:w="http://schemas.openxmlformats.org/wordprocessingml/2006/main" xmlns:w14="http://schemas.microsoft.com/office/word/2010/wordml" xmlns:w15="http://schemas.microsoft.com/office/word/2012/wordml" xmlns:w16cex="http://schemas.microsoft.com/office/word/2018/wordml/cex" xmlns:w16cid="http://schemas.microsoft.com/office/word/2016/wordml/cid" xmlns:w16="http://schemas.microsoft.com/office/word/2018/wordml" xmlns:w16du="http://schemas.microsoft.com/office/word/2023/wordml/word16du" xmlns:w16sdtdh="http://schemas.microsoft.com/office/word/2020/wordml/sdtdatahash" xmlns:w16se="http://schemas.microsoft.com/office/word/2015/wordml/symex" xmlns:wpg="http://schemas.microsoft.com/office/word/2010/wordprocessingGroup" xmlns:wpi="http://schemas.microsoft.com/office/word/2010/wordprocessingInk" xmlns:wne="http://schemas.microsoft.com/office/word/2006/wordml" xmlns:wps="http://schemas.microsoft.com/office/word/2010/wordprocessingShape" mc:Ignorable="w14 w15 w16se w16cid w16 w16cex w16sdtdh w16du wp14">
+<w:endnotes xmlns:wpc="http://schemas.microsoft.com/office/word/2010/wordprocessingCanvas" xmlns:cx="http://schemas.microsoft.com/office/drawing/2014/chartex" xmlns:cx1="http://schemas.microsoft.com/office/drawing/2015/9/8/chartex" xmlns:cx2="http://schemas.microsoft.com/office/drawing/2015/10/21/chartex" xmlns:cx3="http://schemas.microsoft.com/office/drawing/2016/5/9/chartex" xmlns:cx4="http://schemas.microsoft.com/office/drawing/2016/5/10/chartex" xmlns:cx5="http://schemas.microsoft.com/office/drawing/2016/5/11/chartex" xmlns:cx6="http://schemas.microsoft.com/office/drawing/2016/5/12/chartex" xmlns:cx7="http://schemas.microsoft.com/office/drawing/2016/5/13/chartex" xmlns:cx8="http://schemas.microsoft.com/office/drawing/2016/5/14/chartex" xmlns:mc="http://schemas.openxmlformats.org/markup-compatibility/2006" xmlns:aink="http://schemas.microsoft.com/office/drawing/2016/ink" xmlns:am3d="http://schemas.microsoft.com/office/drawing/2017/model3d" xmlns:o="urn:schemas-microsoft-com:office:office" xmlns:oel="http://schemas.microsoft.com/office/2019/extlst" xmlns:r="http://schemas.openxmlformats.org/officeDocument/2006/relationships" xmlns:m="http://schemas.openxmlformats.org/officeDocument/2006/math" xmlns:v="urn:schemas-microsoft-com:vml" xmlns:wp14="http://schemas.microsoft.com/office/word/2010/wordprocessingDrawing" xmlns:wp="http://schemas.openxmlformats.org/drawingml/2006/wordprocessingDrawing" xmlns:w10="urn:schemas-microsoft-com:office:word" xmlns:w="http://schemas.openxmlformats.org/wordprocessingml/2006/main" xmlns:w14="http://schemas.microsoft.com/office/word/2010/wordml" xmlns:w15="http://schemas.microsoft.com/office/word/2012/wordml" xmlns:w16cex="http://schemas.microsoft.com/office/word/2018/wordml/cex" xmlns:w16cid="http://schemas.microsoft.com/office/word/2016/wordml/cid" xmlns:w16="http://schemas.microsoft.com/office/word/2018/wordml" xmlns:w16du="http://schemas.microsoft.com/office/word/2023/wordml/word16du" xmlns:w16sdtdh="http://schemas.microsoft.com/office/word/2020/wordml/sdtdatahash" xmlns:w16sdtfl="http://schemas.microsoft.com/office/word/2024/wordml/sdtformatlock" xmlns:w16se="http://schemas.microsoft.com/office/word/2015/wordml/symex" xmlns:wpg="http://schemas.microsoft.com/office/word/2010/wordprocessingGroup" xmlns:wpi="http://schemas.microsoft.com/office/word/2010/wordprocessingInk" xmlns:wne="http://schemas.microsoft.com/office/word/2006/wordml" xmlns:wps="http://schemas.microsoft.com/office/word/2010/wordprocessingShape" mc:Ignorable="w14 w15 w16se w16cid w16 w16cex w16sdtdh w16sdtfl w16du wp14">
   <w:endnote w:type="separator" w:id="-1">
     <w:p>
       <w:pPr>
@@ -7771,7 +7609,7 @@
 </file>
 
 <file path=word/footer1.xml><?xml version="1.0" encoding="utf-8"?>
-<w:ftr xmlns:wpc="http://schemas.microsoft.com/office/word/2010/wordprocessingCanvas" xmlns:cx="http://schemas.microsoft.com/office/drawing/2014/chartex" xmlns:cx1="http://schemas.microsoft.com/office/drawing/2015/9/8/chartex" xmlns:cx2="http://schemas.microsoft.com/office/drawing/2015/10/21/chartex" xmlns:cx3="http://schemas.microsoft.com/office/drawing/2016/5/9/chartex" xmlns:cx4="http://schemas.microsoft.com/office/drawing/2016/5/10/chartex" xmlns:cx5="http://schemas.microsoft.com/office/drawing/2016/5/11/chartex" xmlns:cx6="http://schemas.microsoft.com/office/drawing/2016/5/12/chartex" xmlns:cx7="http://schemas.microsoft.com/office/drawing/2016/5/13/chartex" xmlns:cx8="http://schemas.microsoft.com/office/drawing/2016/5/14/chartex" xmlns:mc="http://schemas.openxmlformats.org/markup-compatibility/2006" xmlns:aink="http://schemas.microsoft.com/office/drawing/2016/ink" xmlns:am3d="http://schemas.microsoft.com/office/drawing/2017/model3d" xmlns:o="urn:schemas-microsoft-com:office:office" xmlns:oel="http://schemas.microsoft.com/office/2019/extlst" xmlns:r="http://schemas.openxmlformats.org/officeDocument/2006/relationships" xmlns:m="http://schemas.openxmlformats.org/officeDocument/2006/math" xmlns:v="urn:schemas-microsoft-com:vml" xmlns:wp14="http://schemas.microsoft.com/office/word/2010/wordprocessingDrawing" xmlns:wp="http://schemas.openxmlformats.org/drawingml/2006/wordprocessingDrawing" xmlns:w10="urn:schemas-microsoft-com:office:word" xmlns:w="http://schemas.openxmlformats.org/wordprocessingml/2006/main" xmlns:w14="http://schemas.microsoft.com/office/word/2010/wordml" xmlns:w15="http://schemas.microsoft.com/office/word/2012/wordml" xmlns:w16cex="http://schemas.microsoft.com/office/word/2018/wordml/cex" xmlns:w16cid="http://schemas.microsoft.com/office/word/2016/wordml/cid" xmlns:w16="http://schemas.microsoft.com/office/word/2018/wordml" xmlns:w16du="http://schemas.microsoft.com/office/word/2023/wordml/word16du" xmlns:w16sdtdh="http://schemas.microsoft.com/office/word/2020/wordml/sdtdatahash" xmlns:w16se="http://schemas.microsoft.com/office/word/2015/wordml/symex" xmlns:wpg="http://schemas.microsoft.com/office/word/2010/wordprocessingGroup" xmlns:wpi="http://schemas.microsoft.com/office/word/2010/wordprocessingInk" xmlns:wne="http://schemas.microsoft.com/office/word/2006/wordml" xmlns:wps="http://schemas.microsoft.com/office/word/2010/wordprocessingShape" mc:Ignorable="w14 w15 w16se w16cid w16 w16cex w16sdtdh w16du wp14">
+<w:ftr xmlns:wpc="http://schemas.microsoft.com/office/word/2010/wordprocessingCanvas" xmlns:cx="http://schemas.microsoft.com/office/drawing/2014/chartex" xmlns:cx1="http://schemas.microsoft.com/office/drawing/2015/9/8/chartex" xmlns:cx2="http://schemas.microsoft.com/office/drawing/2015/10/21/chartex" xmlns:cx3="http://schemas.microsoft.com/office/drawing/2016/5/9/chartex" xmlns:cx4="http://schemas.microsoft.com/office/drawing/2016/5/10/chartex" xmlns:cx5="http://schemas.microsoft.com/office/drawing/2016/5/11/chartex" xmlns:cx6="http://schemas.microsoft.com/office/drawing/2016/5/12/chartex" xmlns:cx7="http://schemas.microsoft.com/office/drawing/2016/5/13/chartex" xmlns:cx8="http://schemas.microsoft.com/office/drawing/2016/5/14/chartex" xmlns:mc="http://schemas.openxmlformats.org/markup-compatibility/2006" xmlns:aink="http://schemas.microsoft.com/office/drawing/2016/ink" xmlns:am3d="http://schemas.microsoft.com/office/drawing/2017/model3d" xmlns:o="urn:schemas-microsoft-com:office:office" xmlns:oel="http://schemas.microsoft.com/office/2019/extlst" xmlns:r="http://schemas.openxmlformats.org/officeDocument/2006/relationships" xmlns:m="http://schemas.openxmlformats.org/officeDocument/2006/math" xmlns:v="urn:schemas-microsoft-com:vml" xmlns:wp14="http://schemas.microsoft.com/office/word/2010/wordprocessingDrawing" xmlns:wp="http://schemas.openxmlformats.org/drawingml/2006/wordprocessingDrawing" xmlns:w10="urn:schemas-microsoft-com:office:word" xmlns:w="http://schemas.openxmlformats.org/wordprocessingml/2006/main" xmlns:w14="http://schemas.microsoft.com/office/word/2010/wordml" xmlns:w15="http://schemas.microsoft.com/office/word/2012/wordml" xmlns:w16cex="http://schemas.microsoft.com/office/word/2018/wordml/cex" xmlns:w16cid="http://schemas.microsoft.com/office/word/2016/wordml/cid" xmlns:w16="http://schemas.microsoft.com/office/word/2018/wordml" xmlns:w16du="http://schemas.microsoft.com/office/word/2023/wordml/word16du" xmlns:w16sdtdh="http://schemas.microsoft.com/office/word/2020/wordml/sdtdatahash" xmlns:w16sdtfl="http://schemas.microsoft.com/office/word/2024/wordml/sdtformatlock" xmlns:w16se="http://schemas.microsoft.com/office/word/2015/wordml/symex" xmlns:wpg="http://schemas.microsoft.com/office/word/2010/wordprocessingGroup" xmlns:wpi="http://schemas.microsoft.com/office/word/2010/wordprocessingInk" xmlns:wne="http://schemas.microsoft.com/office/word/2006/wordml" xmlns:wps="http://schemas.microsoft.com/office/word/2010/wordprocessingShape" mc:Ignorable="w14 w15 w16se w16cid w16 w16cex w16sdtdh w16sdtfl w16du wp14">
   <w:p>
     <w:pPr>
       <w:pStyle w:val="Footer"/>
@@ -7781,7 +7619,7 @@
 </file>
 
 <file path=word/footer2.xml><?xml version="1.0" encoding="utf-8"?>
-<w:ftr xmlns:wpc="http://schemas.microsoft.com/office/word/2010/wordprocessingCanvas" xmlns:cx="http://schemas.microsoft.com/office/drawing/2014/chartex" xmlns:cx1="http://schemas.microsoft.com/office/drawing/2015/9/8/chartex" xmlns:cx2="http://schemas.microsoft.com/office/drawing/2015/10/21/chartex" xmlns:cx3="http://schemas.microsoft.com/office/drawing/2016/5/9/chartex" xmlns:cx4="http://schemas.microsoft.com/office/drawing/2016/5/10/chartex" xmlns:cx5="http://schemas.microsoft.com/office/drawing/2016/5/11/chartex" xmlns:cx6="http://schemas.microsoft.com/office/drawing/2016/5/12/chartex" xmlns:cx7="http://schemas.microsoft.com/office/drawing/2016/5/13/chartex" xmlns:cx8="http://schemas.microsoft.com/office/drawing/2016/5/14/chartex" xmlns:mc="http://schemas.openxmlformats.org/markup-compatibility/2006" xmlns:aink="http://schemas.microsoft.com/office/drawing/2016/ink" xmlns:am3d="http://schemas.microsoft.com/office/drawing/2017/model3d" xmlns:o="urn:schemas-microsoft-com:office:office" xmlns:oel="http://schemas.microsoft.com/office/2019/extlst" xmlns:r="http://schemas.openxmlformats.org/officeDocument/2006/relationships" xmlns:m="http://schemas.openxmlformats.org/officeDocument/2006/math" xmlns:v="urn:schemas-microsoft-com:vml" xmlns:wp14="http://schemas.microsoft.com/office/word/2010/wordprocessingDrawing" xmlns:wp="http://schemas.openxmlformats.org/drawingml/2006/wordprocessingDrawing" xmlns:w10="urn:schemas-microsoft-com:office:word" xmlns:w="http://schemas.openxmlformats.org/wordprocessingml/2006/main" xmlns:w14="http://schemas.microsoft.com/office/word/2010/wordml" xmlns:w15="http://schemas.microsoft.com/office/word/2012/wordml" xmlns:w16cex="http://schemas.microsoft.com/office/word/2018/wordml/cex" xmlns:w16cid="http://schemas.microsoft.com/office/word/2016/wordml/cid" xmlns:w16="http://schemas.microsoft.com/office/word/2018/wordml" xmlns:w16du="http://schemas.microsoft.com/office/word/2023/wordml/word16du" xmlns:w16sdtdh="http://schemas.microsoft.com/office/word/2020/wordml/sdtdatahash" xmlns:w16se="http://schemas.microsoft.com/office/word/2015/wordml/symex" xmlns:wpg="http://schemas.microsoft.com/office/word/2010/wordprocessingGroup" xmlns:wpi="http://schemas.microsoft.com/office/word/2010/wordprocessingInk" xmlns:wne="http://schemas.microsoft.com/office/word/2006/wordml" xmlns:wps="http://schemas.microsoft.com/office/word/2010/wordprocessingShape" mc:Ignorable="w14 w15 w16se w16cid w16 w16cex w16sdtdh w16du wp14">
+<w:ftr xmlns:wpc="http://schemas.microsoft.com/office/word/2010/wordprocessingCanvas" xmlns:cx="http://schemas.microsoft.com/office/drawing/2014/chartex" xmlns:cx1="http://schemas.microsoft.com/office/drawing/2015/9/8/chartex" xmlns:cx2="http://schemas.microsoft.com/office/drawing/2015/10/21/chartex" xmlns:cx3="http://schemas.microsoft.com/office/drawing/2016/5/9/chartex" xmlns:cx4="http://schemas.microsoft.com/office/drawing/2016/5/10/chartex" xmlns:cx5="http://schemas.microsoft.com/office/drawing/2016/5/11/chartex" xmlns:cx6="http://schemas.microsoft.com/office/drawing/2016/5/12/chartex" xmlns:cx7="http://schemas.microsoft.com/office/drawing/2016/5/13/chartex" xmlns:cx8="http://schemas.microsoft.com/office/drawing/2016/5/14/chartex" xmlns:mc="http://schemas.openxmlformats.org/markup-compatibility/2006" xmlns:aink="http://schemas.microsoft.com/office/drawing/2016/ink" xmlns:am3d="http://schemas.microsoft.com/office/drawing/2017/model3d" xmlns:o="urn:schemas-microsoft-com:office:office" xmlns:oel="http://schemas.microsoft.com/office/2019/extlst" xmlns:r="http://schemas.openxmlformats.org/officeDocument/2006/relationships" xmlns:m="http://schemas.openxmlformats.org/officeDocument/2006/math" xmlns:v="urn:schemas-microsoft-com:vml" xmlns:wp14="http://schemas.microsoft.com/office/word/2010/wordprocessingDrawing" xmlns:wp="http://schemas.openxmlformats.org/drawingml/2006/wordprocessingDrawing" xmlns:w10="urn:schemas-microsoft-com:office:word" xmlns:w="http://schemas.openxmlformats.org/wordprocessingml/2006/main" xmlns:w14="http://schemas.microsoft.com/office/word/2010/wordml" xmlns:w15="http://schemas.microsoft.com/office/word/2012/wordml" xmlns:w16cex="http://schemas.microsoft.com/office/word/2018/wordml/cex" xmlns:w16cid="http://schemas.microsoft.com/office/word/2016/wordml/cid" xmlns:w16="http://schemas.microsoft.com/office/word/2018/wordml" xmlns:w16du="http://schemas.microsoft.com/office/word/2023/wordml/word16du" xmlns:w16sdtdh="http://schemas.microsoft.com/office/word/2020/wordml/sdtdatahash" xmlns:w16sdtfl="http://schemas.microsoft.com/office/word/2024/wordml/sdtformatlock" xmlns:w16se="http://schemas.microsoft.com/office/word/2015/wordml/symex" xmlns:wpg="http://schemas.microsoft.com/office/word/2010/wordprocessingGroup" xmlns:wpi="http://schemas.microsoft.com/office/word/2010/wordprocessingInk" xmlns:wne="http://schemas.microsoft.com/office/word/2006/wordml" xmlns:wps="http://schemas.microsoft.com/office/word/2010/wordprocessingShape" mc:Ignorable="w14 w15 w16se w16cid w16 w16cex w16sdtdh w16sdtfl w16du wp14">
   <w:p>
     <w:pPr>
       <w:pStyle w:val="Footer"/>
@@ -7791,7 +7629,7 @@
 </file>
 
 <file path=word/footer3.xml><?xml version="1.0" encoding="utf-8"?>
-<w:ftr xmlns:wpc="http://schemas.microsoft.com/office/word/2010/wordprocessingCanvas" xmlns:cx="http://schemas.microsoft.com/office/drawing/2014/chartex" xmlns:cx1="http://schemas.microsoft.com/office/drawing/2015/9/8/chartex" xmlns:cx2="http://schemas.microsoft.com/office/drawing/2015/10/21/chartex" xmlns:cx3="http://schemas.microsoft.com/office/drawing/2016/5/9/chartex" xmlns:cx4="http://schemas.microsoft.com/office/drawing/2016/5/10/chartex" xmlns:cx5="http://schemas.microsoft.com/office/drawing/2016/5/11/chartex" xmlns:cx6="http://schemas.microsoft.com/office/drawing/2016/5/12/chartex" xmlns:cx7="http://schemas.microsoft.com/office/drawing/2016/5/13/chartex" xmlns:cx8="http://schemas.microsoft.com/office/drawing/2016/5/14/chartex" xmlns:mc="http://schemas.openxmlformats.org/markup-compatibility/2006" xmlns:aink="http://schemas.microsoft.com/office/drawing/2016/ink" xmlns:am3d="http://schemas.microsoft.com/office/drawing/2017/model3d" xmlns:o="urn:schemas-microsoft-com:office:office" xmlns:oel="http://schemas.microsoft.com/office/2019/extlst" xmlns:r="http://schemas.openxmlformats.org/officeDocument/2006/relationships" xmlns:m="http://schemas.openxmlformats.org/officeDocument/2006/math" xmlns:v="urn:schemas-microsoft-com:vml" xmlns:wp14="http://schemas.microsoft.com/office/word/2010/wordprocessingDrawing" xmlns:wp="http://schemas.openxmlformats.org/drawingml/2006/wordprocessingDrawing" xmlns:w10="urn:schemas-microsoft-com:office:word" xmlns:w="http://schemas.openxmlformats.org/wordprocessingml/2006/main" xmlns:w14="http://schemas.microsoft.com/office/word/2010/wordml" xmlns:w15="http://schemas.microsoft.com/office/word/2012/wordml" xmlns:w16cex="http://schemas.microsoft.com/office/word/2018/wordml/cex" xmlns:w16cid="http://schemas.microsoft.com/office/word/2016/wordml/cid" xmlns:w16="http://schemas.microsoft.com/office/word/2018/wordml" xmlns:w16du="http://schemas.microsoft.com/office/word/2023/wordml/word16du" xmlns:w16sdtdh="http://schemas.microsoft.com/office/word/2020/wordml/sdtdatahash" xmlns:w16se="http://schemas.microsoft.com/office/word/2015/wordml/symex" xmlns:wpg="http://schemas.microsoft.com/office/word/2010/wordprocessingGroup" xmlns:wpi="http://schemas.microsoft.com/office/word/2010/wordprocessingInk" xmlns:wne="http://schemas.microsoft.com/office/word/2006/wordml" xmlns:wps="http://schemas.microsoft.com/office/word/2010/wordprocessingShape" mc:Ignorable="w14 w15 w16se w16cid w16 w16cex w16sdtdh w16du wp14">
+<w:ftr xmlns:wpc="http://schemas.microsoft.com/office/word/2010/wordprocessingCanvas" xmlns:cx="http://schemas.microsoft.com/office/drawing/2014/chartex" xmlns:cx1="http://schemas.microsoft.com/office/drawing/2015/9/8/chartex" xmlns:cx2="http://schemas.microsoft.com/office/drawing/2015/10/21/chartex" xmlns:cx3="http://schemas.microsoft.com/office/drawing/2016/5/9/chartex" xmlns:cx4="http://schemas.microsoft.com/office/drawing/2016/5/10/chartex" xmlns:cx5="http://schemas.microsoft.com/office/drawing/2016/5/11/chartex" xmlns:cx6="http://schemas.microsoft.com/office/drawing/2016/5/12/chartex" xmlns:cx7="http://schemas.microsoft.com/office/drawing/2016/5/13/chartex" xmlns:cx8="http://schemas.microsoft.com/office/drawing/2016/5/14/chartex" xmlns:mc="http://schemas.openxmlformats.org/markup-compatibility/2006" xmlns:aink="http://schemas.microsoft.com/office/drawing/2016/ink" xmlns:am3d="http://schemas.microsoft.com/office/drawing/2017/model3d" xmlns:o="urn:schemas-microsoft-com:office:office" xmlns:oel="http://schemas.microsoft.com/office/2019/extlst" xmlns:r="http://schemas.openxmlformats.org/officeDocument/2006/relationships" xmlns:m="http://schemas.openxmlformats.org/officeDocument/2006/math" xmlns:v="urn:schemas-microsoft-com:vml" xmlns:wp14="http://schemas.microsoft.com/office/word/2010/wordprocessingDrawing" xmlns:wp="http://schemas.openxmlformats.org/drawingml/2006/wordprocessingDrawing" xmlns:w10="urn:schemas-microsoft-com:office:word" xmlns:w="http://schemas.openxmlformats.org/wordprocessingml/2006/main" xmlns:w14="http://schemas.microsoft.com/office/word/2010/wordml" xmlns:w15="http://schemas.microsoft.com/office/word/2012/wordml" xmlns:w16cex="http://schemas.microsoft.com/office/word/2018/wordml/cex" xmlns:w16cid="http://schemas.microsoft.com/office/word/2016/wordml/cid" xmlns:w16="http://schemas.microsoft.com/office/word/2018/wordml" xmlns:w16du="http://schemas.microsoft.com/office/word/2023/wordml/word16du" xmlns:w16sdtdh="http://schemas.microsoft.com/office/word/2020/wordml/sdtdatahash" xmlns:w16sdtfl="http://schemas.microsoft.com/office/word/2024/wordml/sdtformatlock" xmlns:w16se="http://schemas.microsoft.com/office/word/2015/wordml/symex" xmlns:wpg="http://schemas.microsoft.com/office/word/2010/wordprocessingGroup" xmlns:wpi="http://schemas.microsoft.com/office/word/2010/wordprocessingInk" xmlns:wne="http://schemas.microsoft.com/office/word/2006/wordml" xmlns:wps="http://schemas.microsoft.com/office/word/2010/wordprocessingShape" mc:Ignorable="w14 w15 w16se w16cid w16 w16cex w16sdtdh w16sdtfl w16du wp14">
   <w:p>
     <w:pPr>
       <w:pStyle w:val="Footer"/>
@@ -7801,7 +7639,7 @@
 </file>
 
 <file path=word/footnotes.xml><?xml version="1.0" encoding="utf-8"?>
-<w:footnotes xmlns:wpc="http://schemas.microsoft.com/office/word/2010/wordprocessingCanvas" xmlns:cx="http://schemas.microsoft.com/office/drawing/2014/chartex" xmlns:cx1="http://schemas.microsoft.com/office/drawing/2015/9/8/chartex" xmlns:cx2="http://schemas.microsoft.com/office/drawing/2015/10/21/chartex" xmlns:cx3="http://schemas.microsoft.com/office/drawing/2016/5/9/chartex" xmlns:cx4="http://schemas.microsoft.com/office/drawing/2016/5/10/chartex" xmlns:cx5="http://schemas.microsoft.com/office/drawing/2016/5/11/chartex" xmlns:cx6="http://schemas.microsoft.com/office/drawing/2016/5/12/chartex" xmlns:cx7="http://schemas.microsoft.com/office/drawing/2016/5/13/chartex" xmlns:cx8="http://schemas.microsoft.com/office/drawing/2016/5/14/chartex" xmlns:mc="http://schemas.openxmlformats.org/markup-compatibility/2006" xmlns:aink="http://schemas.microsoft.com/office/drawing/2016/ink" xmlns:am3d="http://schemas.microsoft.com/office/drawing/2017/model3d" xmlns:o="urn:schemas-microsoft-com:office:office" xmlns:oel="http://schemas.microsoft.com/office/2019/extlst" xmlns:r="http://schemas.openxmlformats.org/officeDocument/2006/relationships" xmlns:m="http://schemas.openxmlformats.org/officeDocument/2006/math" xmlns:v="urn:schemas-microsoft-com:vml" xmlns:wp14="http://schemas.microsoft.com/office/word/2010/wordprocessingDrawing" xmlns:wp="http://schemas.openxmlformats.org/drawingml/2006/wordprocessingDrawing" xmlns:w10="urn:schemas-microsoft-com:office:word" xmlns:w="http://schemas.openxmlformats.org/wordprocessingml/2006/main" xmlns:w14="http://schemas.microsoft.com/office/word/2010/wordml" xmlns:w15="http://schemas.microsoft.com/office/word/2012/wordml" xmlns:w16cex="http://schemas.microsoft.com/office/word/2018/wordml/cex" xmlns:w16cid="http://schemas.microsoft.com/office/word/2016/wordml/cid" xmlns:w16="http://schemas.microsoft.com/office/word/2018/wordml" xmlns:w16du="http://schemas.microsoft.com/office/word/2023/wordml/word16du" xmlns:w16sdtdh="http://schemas.microsoft.com/office/word/2020/wordml/sdtdatahash" xmlns:w16se="http://schemas.microsoft.com/office/word/2015/wordml/symex" xmlns:wpg="http://schemas.microsoft.com/office/word/2010/wordprocessingGroup" xmlns:wpi="http://schemas.microsoft.com/office/word/2010/wordprocessingInk" xmlns:wne="http://schemas.microsoft.com/office/word/2006/wordml" xmlns:wps="http://schemas.microsoft.com/office/word/2010/wordprocessingShape" mc:Ignorable="w14 w15 w16se w16cid w16 w16cex w16sdtdh w16du wp14">
+<w:footnotes xmlns:wpc="http://schemas.microsoft.com/office/word/2010/wordprocessingCanvas" xmlns:cx="http://schemas.microsoft.com/office/drawing/2014/chartex" xmlns:cx1="http://schemas.microsoft.com/office/drawing/2015/9/8/chartex" xmlns:cx2="http://schemas.microsoft.com/office/drawing/2015/10/21/chartex" xmlns:cx3="http://schemas.microsoft.com/office/drawing/2016/5/9/chartex" xmlns:cx4="http://schemas.microsoft.com/office/drawing/2016/5/10/chartex" xmlns:cx5="http://schemas.microsoft.com/office/drawing/2016/5/11/chartex" xmlns:cx6="http://schemas.microsoft.com/office/drawing/2016/5/12/chartex" xmlns:cx7="http://schemas.microsoft.com/office/drawing/2016/5/13/chartex" xmlns:cx8="http://schemas.microsoft.com/office/drawing/2016/5/14/chartex" xmlns:mc="http://schemas.openxmlformats.org/markup-compatibility/2006" xmlns:aink="http://schemas.microsoft.com/office/drawing/2016/ink" xmlns:am3d="http://schemas.microsoft.com/office/drawing/2017/model3d" xmlns:o="urn:schemas-microsoft-com:office:office" xmlns:oel="http://schemas.microsoft.com/office/2019/extlst" xmlns:r="http://schemas.openxmlformats.org/officeDocument/2006/relationships" xmlns:m="http://schemas.openxmlformats.org/officeDocument/2006/math" xmlns:v="urn:schemas-microsoft-com:vml" xmlns:wp14="http://schemas.microsoft.com/office/word/2010/wordprocessingDrawing" xmlns:wp="http://schemas.openxmlformats.org/drawingml/2006/wordprocessingDrawing" xmlns:w10="urn:schemas-microsoft-com:office:word" xmlns:w="http://schemas.openxmlformats.org/wordprocessingml/2006/main" xmlns:w14="http://schemas.microsoft.com/office/word/2010/wordml" xmlns:w15="http://schemas.microsoft.com/office/word/2012/wordml" xmlns:w16cex="http://schemas.microsoft.com/office/word/2018/wordml/cex" xmlns:w16cid="http://schemas.microsoft.com/office/word/2016/wordml/cid" xmlns:w16="http://schemas.microsoft.com/office/word/2018/wordml" xmlns:w16du="http://schemas.microsoft.com/office/word/2023/wordml/word16du" xmlns:w16sdtdh="http://schemas.microsoft.com/office/word/2020/wordml/sdtdatahash" xmlns:w16sdtfl="http://schemas.microsoft.com/office/word/2024/wordml/sdtformatlock" xmlns:w16se="http://schemas.microsoft.com/office/word/2015/wordml/symex" xmlns:wpg="http://schemas.microsoft.com/office/word/2010/wordprocessingGroup" xmlns:wpi="http://schemas.microsoft.com/office/word/2010/wordprocessingInk" xmlns:wne="http://schemas.microsoft.com/office/word/2006/wordml" xmlns:wps="http://schemas.microsoft.com/office/word/2010/wordprocessingShape" mc:Ignorable="w14 w15 w16se w16cid w16 w16cex w16sdtdh w16sdtfl w16du wp14">
   <w:footnote w:type="separator" w:id="-1">
     <w:p>
       <w:pPr>
@@ -7833,7 +7671,7 @@
 </file>
 
 <file path=word/header1.xml><?xml version="1.0" encoding="utf-8"?>
-<w:hdr xmlns:wpc="http://schemas.microsoft.com/office/word/2010/wordprocessingCanvas" xmlns:cx="http://schemas.microsoft.com/office/drawing/2014/chartex" xmlns:cx1="http://schemas.microsoft.com/office/drawing/2015/9/8/chartex" xmlns:cx2="http://schemas.microsoft.com/office/drawing/2015/10/21/chartex" xmlns:cx3="http://schemas.microsoft.com/office/drawing/2016/5/9/chartex" xmlns:cx4="http://schemas.microsoft.com/office/drawing/2016/5/10/chartex" xmlns:cx5="http://schemas.microsoft.com/office/drawing/2016/5/11/chartex" xmlns:cx6="http://schemas.microsoft.com/office/drawing/2016/5/12/chartex" xmlns:cx7="http://schemas.microsoft.com/office/drawing/2016/5/13/chartex" xmlns:cx8="http://schemas.microsoft.com/office/drawing/2016/5/14/chartex" xmlns:mc="http://schemas.openxmlformats.org/markup-compatibility/2006" xmlns:aink="http://schemas.microsoft.com/office/drawing/2016/ink" xmlns:am3d="http://schemas.microsoft.com/office/drawing/2017/model3d" xmlns:o="urn:schemas-microsoft-com:office:office" xmlns:oel="http://schemas.microsoft.com/office/2019/extlst" xmlns:r="http://schemas.openxmlformats.org/officeDocument/2006/relationships" xmlns:m="http://schemas.openxmlformats.org/officeDocument/2006/math" xmlns:v="urn:schemas-microsoft-com:vml" xmlns:wp14="http://schemas.microsoft.com/office/word/2010/wordprocessingDrawing" xmlns:wp="http://schemas.openxmlformats.org/drawingml/2006/wordprocessingDrawing" xmlns:w10="urn:schemas-microsoft-com:office:word" xmlns:w="http://schemas.openxmlformats.org/wordprocessingml/2006/main" xmlns:w14="http://schemas.microsoft.com/office/word/2010/wordml" xmlns:w15="http://schemas.microsoft.com/office/word/2012/wordml" xmlns:w16cex="http://schemas.microsoft.com/office/word/2018/wordml/cex" xmlns:w16cid="http://schemas.microsoft.com/office/word/2016/wordml/cid" xmlns:w16="http://schemas.microsoft.com/office/word/2018/wordml" xmlns:w16du="http://schemas.microsoft.com/office/word/2023/wordml/word16du" xmlns:w16sdtdh="http://schemas.microsoft.com/office/word/2020/wordml/sdtdatahash" xmlns:w16se="http://schemas.microsoft.com/office/word/2015/wordml/symex" xmlns:wpg="http://schemas.microsoft.com/office/word/2010/wordprocessingGroup" xmlns:wpi="http://schemas.microsoft.com/office/word/2010/wordprocessingInk" xmlns:wne="http://schemas.microsoft.com/office/word/2006/wordml" xmlns:wps="http://schemas.microsoft.com/office/word/2010/wordprocessingShape" mc:Ignorable="w14 w15 w16se w16cid w16 w16cex w16sdtdh w16du wp14">
+<w:hdr xmlns:wpc="http://schemas.microsoft.com/office/word/2010/wordprocessingCanvas" xmlns:cx="http://schemas.microsoft.com/office/drawing/2014/chartex" xmlns:cx1="http://schemas.microsoft.com/office/drawing/2015/9/8/chartex" xmlns:cx2="http://schemas.microsoft.com/office/drawing/2015/10/21/chartex" xmlns:cx3="http://schemas.microsoft.com/office/drawing/2016/5/9/chartex" xmlns:cx4="http://schemas.microsoft.com/office/drawing/2016/5/10/chartex" xmlns:cx5="http://schemas.microsoft.com/office/drawing/2016/5/11/chartex" xmlns:cx6="http://schemas.microsoft.com/office/drawing/2016/5/12/chartex" xmlns:cx7="http://schemas.microsoft.com/office/drawing/2016/5/13/chartex" xmlns:cx8="http://schemas.microsoft.com/office/drawing/2016/5/14/chartex" xmlns:mc="http://schemas.openxmlformats.org/markup-compatibility/2006" xmlns:aink="http://schemas.microsoft.com/office/drawing/2016/ink" xmlns:am3d="http://schemas.microsoft.com/office/drawing/2017/model3d" xmlns:o="urn:schemas-microsoft-com:office:office" xmlns:oel="http://schemas.microsoft.com/office/2019/extlst" xmlns:r="http://schemas.openxmlformats.org/officeDocument/2006/relationships" xmlns:m="http://schemas.openxmlformats.org/officeDocument/2006/math" xmlns:v="urn:schemas-microsoft-com:vml" xmlns:wp14="http://schemas.microsoft.com/office/word/2010/wordprocessingDrawing" xmlns:wp="http://schemas.openxmlformats.org/drawingml/2006/wordprocessingDrawing" xmlns:w10="urn:schemas-microsoft-com:office:word" xmlns:w="http://schemas.openxmlformats.org/wordprocessingml/2006/main" xmlns:w14="http://schemas.microsoft.com/office/word/2010/wordml" xmlns:w15="http://schemas.microsoft.com/office/word/2012/wordml" xmlns:w16cex="http://schemas.microsoft.com/office/word/2018/wordml/cex" xmlns:w16cid="http://schemas.microsoft.com/office/word/2016/wordml/cid" xmlns:w16="http://schemas.microsoft.com/office/word/2018/wordml" xmlns:w16du="http://schemas.microsoft.com/office/word/2023/wordml/word16du" xmlns:w16sdtdh="http://schemas.microsoft.com/office/word/2020/wordml/sdtdatahash" xmlns:w16sdtfl="http://schemas.microsoft.com/office/word/2024/wordml/sdtformatlock" xmlns:w16se="http://schemas.microsoft.com/office/word/2015/wordml/symex" xmlns:wpg="http://schemas.microsoft.com/office/word/2010/wordprocessingGroup" xmlns:wpi="http://schemas.microsoft.com/office/word/2010/wordprocessingInk" xmlns:wne="http://schemas.microsoft.com/office/word/2006/wordml" xmlns:wps="http://schemas.microsoft.com/office/word/2010/wordprocessingShape" mc:Ignorable="w14 w15 w16se w16cid w16 w16cex w16sdtdh w16sdtfl w16du wp14">
   <w:p>
     <w:pPr>
       <w:pStyle w:val="Header"/>
@@ -7843,7 +7681,7 @@
 </file>
 
 <file path=word/header2.xml><?xml version="1.0" encoding="utf-8"?>
-<w:hdr xmlns:wpc="http://schemas.microsoft.com/office/word/2010/wordprocessingCanvas" xmlns:cx="http://schemas.microsoft.com/office/drawing/2014/chartex" xmlns:cx1="http://schemas.microsoft.com/office/drawing/2015/9/8/chartex" xmlns:cx2="http://schemas.microsoft.com/office/drawing/2015/10/21/chartex" xmlns:cx3="http://schemas.microsoft.com/office/drawing/2016/5/9/chartex" xmlns:cx4="http://schemas.microsoft.com/office/drawing/2016/5/10/chartex" xmlns:cx5="http://schemas.microsoft.com/office/drawing/2016/5/11/chartex" xmlns:cx6="http://schemas.microsoft.com/office/drawing/2016/5/12/chartex" xmlns:cx7="http://schemas.microsoft.com/office/drawing/2016/5/13/chartex" xmlns:cx8="http://schemas.microsoft.com/office/drawing/2016/5/14/chartex" xmlns:mc="http://schemas.openxmlformats.org/markup-compatibility/2006" xmlns:aink="http://schemas.microsoft.com/office/drawing/2016/ink" xmlns:am3d="http://schemas.microsoft.com/office/drawing/2017/model3d" xmlns:o="urn:schemas-microsoft-com:office:office" xmlns:oel="http://schemas.microsoft.com/office/2019/extlst" xmlns:r="http://schemas.openxmlformats.org/officeDocument/2006/relationships" xmlns:m="http://schemas.openxmlformats.org/officeDocument/2006/math" xmlns:v="urn:schemas-microsoft-com:vml" xmlns:wp14="http://schemas.microsoft.com/office/word/2010/wordprocessingDrawing" xmlns:wp="http://schemas.openxmlformats.org/drawingml/2006/wordprocessingDrawing" xmlns:w10="urn:schemas-microsoft-com:office:word" xmlns:w="http://schemas.openxmlformats.org/wordprocessingml/2006/main" xmlns:w14="http://schemas.microsoft.com/office/word/2010/wordml" xmlns:w15="http://schemas.microsoft.com/office/word/2012/wordml" xmlns:w16cex="http://schemas.microsoft.com/office/word/2018/wordml/cex" xmlns:w16cid="http://schemas.microsoft.com/office/word/2016/wordml/cid" xmlns:w16="http://schemas.microsoft.com/office/word/2018/wordml" xmlns:w16du="http://schemas.microsoft.com/office/word/2023/wordml/word16du" xmlns:w16sdtdh="http://schemas.microsoft.com/office/word/2020/wordml/sdtdatahash" xmlns:w16se="http://schemas.microsoft.com/office/word/2015/wordml/symex" xmlns:wpg="http://schemas.microsoft.com/office/word/2010/wordprocessingGroup" xmlns:wpi="http://schemas.microsoft.com/office/word/2010/wordprocessingInk" xmlns:wne="http://schemas.microsoft.com/office/word/2006/wordml" xmlns:wps="http://schemas.microsoft.com/office/word/2010/wordprocessingShape" mc:Ignorable="w14 w15 w16se w16cid w16 w16cex w16sdtdh w16du wp14">
+<w:hdr xmlns:wpc="http://schemas.microsoft.com/office/word/2010/wordprocessingCanvas" xmlns:cx="http://schemas.microsoft.com/office/drawing/2014/chartex" xmlns:cx1="http://schemas.microsoft.com/office/drawing/2015/9/8/chartex" xmlns:cx2="http://schemas.microsoft.com/office/drawing/2015/10/21/chartex" xmlns:cx3="http://schemas.microsoft.com/office/drawing/2016/5/9/chartex" xmlns:cx4="http://schemas.microsoft.com/office/drawing/2016/5/10/chartex" xmlns:cx5="http://schemas.microsoft.com/office/drawing/2016/5/11/chartex" xmlns:cx6="http://schemas.microsoft.com/office/drawing/2016/5/12/chartex" xmlns:cx7="http://schemas.microsoft.com/office/drawing/2016/5/13/chartex" xmlns:cx8="http://schemas.microsoft.com/office/drawing/2016/5/14/chartex" xmlns:mc="http://schemas.openxmlformats.org/markup-compatibility/2006" xmlns:aink="http://schemas.microsoft.com/office/drawing/2016/ink" xmlns:am3d="http://schemas.microsoft.com/office/drawing/2017/model3d" xmlns:o="urn:schemas-microsoft-com:office:office" xmlns:oel="http://schemas.microsoft.com/office/2019/extlst" xmlns:r="http://schemas.openxmlformats.org/officeDocument/2006/relationships" xmlns:m="http://schemas.openxmlformats.org/officeDocument/2006/math" xmlns:v="urn:schemas-microsoft-com:vml" xmlns:wp14="http://schemas.microsoft.com/office/word/2010/wordprocessingDrawing" xmlns:wp="http://schemas.openxmlformats.org/drawingml/2006/wordprocessingDrawing" xmlns:w10="urn:schemas-microsoft-com:office:word" xmlns:w="http://schemas.openxmlformats.org/wordprocessingml/2006/main" xmlns:w14="http://schemas.microsoft.com/office/word/2010/wordml" xmlns:w15="http://schemas.microsoft.com/office/word/2012/wordml" xmlns:w16cex="http://schemas.microsoft.com/office/word/2018/wordml/cex" xmlns:w16cid="http://schemas.microsoft.com/office/word/2016/wordml/cid" xmlns:w16="http://schemas.microsoft.com/office/word/2018/wordml" xmlns:w16du="http://schemas.microsoft.com/office/word/2023/wordml/word16du" xmlns:w16sdtdh="http://schemas.microsoft.com/office/word/2020/wordml/sdtdatahash" xmlns:w16sdtfl="http://schemas.microsoft.com/office/word/2024/wordml/sdtformatlock" xmlns:w16se="http://schemas.microsoft.com/office/word/2015/wordml/symex" xmlns:wpg="http://schemas.microsoft.com/office/word/2010/wordprocessingGroup" xmlns:wpi="http://schemas.microsoft.com/office/word/2010/wordprocessingInk" xmlns:wne="http://schemas.microsoft.com/office/word/2006/wordml" xmlns:wps="http://schemas.microsoft.com/office/word/2010/wordprocessingShape" mc:Ignorable="w14 w15 w16se w16cid w16 w16cex w16sdtdh w16sdtfl w16du wp14">
   <w:p>
     <w:pPr>
       <w:pStyle w:val="Header"/>
@@ -7853,7 +7691,7 @@
 </file>
 
 <file path=word/header3.xml><?xml version="1.0" encoding="utf-8"?>
-<w:hdr xmlns:wpc="http://schemas.microsoft.com/office/word/2010/wordprocessingCanvas" xmlns:cx="http://schemas.microsoft.com/office/drawing/2014/chartex" xmlns:cx1="http://schemas.microsoft.com/office/drawing/2015/9/8/chartex" xmlns:cx2="http://schemas.microsoft.com/office/drawing/2015/10/21/chartex" xmlns:cx3="http://schemas.microsoft.com/office/drawing/2016/5/9/chartex" xmlns:cx4="http://schemas.microsoft.com/office/drawing/2016/5/10/chartex" xmlns:cx5="http://schemas.microsoft.com/office/drawing/2016/5/11/chartex" xmlns:cx6="http://schemas.microsoft.com/office/drawing/2016/5/12/chartex" xmlns:cx7="http://schemas.microsoft.com/office/drawing/2016/5/13/chartex" xmlns:cx8="http://schemas.microsoft.com/office/drawing/2016/5/14/chartex" xmlns:mc="http://schemas.openxmlformats.org/markup-compatibility/2006" xmlns:aink="http://schemas.microsoft.com/office/drawing/2016/ink" xmlns:am3d="http://schemas.microsoft.com/office/drawing/2017/model3d" xmlns:o="urn:schemas-microsoft-com:office:office" xmlns:oel="http://schemas.microsoft.com/office/2019/extlst" xmlns:r="http://schemas.openxmlformats.org/officeDocument/2006/relationships" xmlns:m="http://schemas.openxmlformats.org/officeDocument/2006/math" xmlns:v="urn:schemas-microsoft-com:vml" xmlns:wp14="http://schemas.microsoft.com/office/word/2010/wordprocessingDrawing" xmlns:wp="http://schemas.openxmlformats.org/drawingml/2006/wordprocessingDrawing" xmlns:w10="urn:schemas-microsoft-com:office:word" xmlns:w="http://schemas.openxmlformats.org/wordprocessingml/2006/main" xmlns:w14="http://schemas.microsoft.com/office/word/2010/wordml" xmlns:w15="http://schemas.microsoft.com/office/word/2012/wordml" xmlns:w16cex="http://schemas.microsoft.com/office/word/2018/wordml/cex" xmlns:w16cid="http://schemas.microsoft.com/office/word/2016/wordml/cid" xmlns:w16="http://schemas.microsoft.com/office/word/2018/wordml" xmlns:w16du="http://schemas.microsoft.com/office/word/2023/wordml/word16du" xmlns:w16sdtdh="http://schemas.microsoft.com/office/word/2020/wordml/sdtdatahash" xmlns:w16se="http://schemas.microsoft.com/office/word/2015/wordml/symex" xmlns:wpg="http://schemas.microsoft.com/office/word/2010/wordprocessingGroup" xmlns:wpi="http://schemas.microsoft.com/office/word/2010/wordprocessingInk" xmlns:wne="http://schemas.microsoft.com/office/word/2006/wordml" xmlns:wps="http://schemas.microsoft.com/office/word/2010/wordprocessingShape" mc:Ignorable="w14 w15 w16se w16cid w16 w16cex w16sdtdh w16du wp14">
+<w:hdr xmlns:wpc="http://schemas.microsoft.com/office/word/2010/wordprocessingCanvas" xmlns:cx="http://schemas.microsoft.com/office/drawing/2014/chartex" xmlns:cx1="http://schemas.microsoft.com/office/drawing/2015/9/8/chartex" xmlns:cx2="http://schemas.microsoft.com/office/drawing/2015/10/21/chartex" xmlns:cx3="http://schemas.microsoft.com/office/drawing/2016/5/9/chartex" xmlns:cx4="http://schemas.microsoft.com/office/drawing/2016/5/10/chartex" xmlns:cx5="http://schemas.microsoft.com/office/drawing/2016/5/11/chartex" xmlns:cx6="http://schemas.microsoft.com/office/drawing/2016/5/12/chartex" xmlns:cx7="http://schemas.microsoft.com/office/drawing/2016/5/13/chartex" xmlns:cx8="http://schemas.microsoft.com/office/drawing/2016/5/14/chartex" xmlns:mc="http://schemas.openxmlformats.org/markup-compatibility/2006" xmlns:aink="http://schemas.microsoft.com/office/drawing/2016/ink" xmlns:am3d="http://schemas.microsoft.com/office/drawing/2017/model3d" xmlns:o="urn:schemas-microsoft-com:office:office" xmlns:oel="http://schemas.microsoft.com/office/2019/extlst" xmlns:r="http://schemas.openxmlformats.org/officeDocument/2006/relationships" xmlns:m="http://schemas.openxmlformats.org/officeDocument/2006/math" xmlns:v="urn:schemas-microsoft-com:vml" xmlns:wp14="http://schemas.microsoft.com/office/word/2010/wordprocessingDrawing" xmlns:wp="http://schemas.openxmlformats.org/drawingml/2006/wordprocessingDrawing" xmlns:w10="urn:schemas-microsoft-com:office:word" xmlns:w="http://schemas.openxmlformats.org/wordprocessingml/2006/main" xmlns:w14="http://schemas.microsoft.com/office/word/2010/wordml" xmlns:w15="http://schemas.microsoft.com/office/word/2012/wordml" xmlns:w16cex="http://schemas.microsoft.com/office/word/2018/wordml/cex" xmlns:w16cid="http://schemas.microsoft.com/office/word/2016/wordml/cid" xmlns:w16="http://schemas.microsoft.com/office/word/2018/wordml" xmlns:w16du="http://schemas.microsoft.com/office/word/2023/wordml/word16du" xmlns:w16sdtdh="http://schemas.microsoft.com/office/word/2020/wordml/sdtdatahash" xmlns:w16sdtfl="http://schemas.microsoft.com/office/word/2024/wordml/sdtformatlock" xmlns:w16se="http://schemas.microsoft.com/office/word/2015/wordml/symex" xmlns:wpg="http://schemas.microsoft.com/office/word/2010/wordprocessingGroup" xmlns:wpi="http://schemas.microsoft.com/office/word/2010/wordprocessingInk" xmlns:wne="http://schemas.microsoft.com/office/word/2006/wordml" xmlns:wps="http://schemas.microsoft.com/office/word/2010/wordprocessingShape" mc:Ignorable="w14 w15 w16se w16cid w16 w16cex w16sdtdh w16sdtfl w16du wp14">
   <w:p>
     <w:pPr>
       <w:pStyle w:val="Header"/>
@@ -7863,7 +7701,7 @@
 </file>
 
 <file path=word/numbering.xml><?xml version="1.0" encoding="utf-8"?>
-<w:numbering xmlns:wpc="http://schemas.microsoft.com/office/word/2010/wordprocessingCanvas" xmlns:cx="http://schemas.microsoft.com/office/drawing/2014/chartex" xmlns:cx1="http://schemas.microsoft.com/office/drawing/2015/9/8/chartex" xmlns:cx2="http://schemas.microsoft.com/office/drawing/2015/10/21/chartex" xmlns:cx3="http://schemas.microsoft.com/office/drawing/2016/5/9/chartex" xmlns:cx4="http://schemas.microsoft.com/office/drawing/2016/5/10/chartex" xmlns:cx5="http://schemas.microsoft.com/office/drawing/2016/5/11/chartex" xmlns:cx6="http://schemas.microsoft.com/office/drawing/2016/5/12/chartex" xmlns:cx7="http://schemas.microsoft.com/office/drawing/2016/5/13/chartex" xmlns:cx8="http://schemas.microsoft.com/office/drawing/2016/5/14/chartex" xmlns:mc="http://schemas.openxmlformats.org/markup-compatibility/2006" xmlns:aink="http://schemas.microsoft.com/office/drawing/2016/ink" xmlns:am3d="http://schemas.microsoft.com/office/drawing/2017/model3d" xmlns:o="urn:schemas-microsoft-com:office:office" xmlns:oel="http://schemas.microsoft.com/office/2019/extlst" xmlns:r="http://schemas.openxmlformats.org/officeDocument/2006/relationships" xmlns:m="http://schemas.openxmlformats.org/officeDocument/2006/math" xmlns:v="urn:schemas-microsoft-com:vml" xmlns:wp14="http://schemas.microsoft.com/office/word/2010/wordprocessingDrawing" xmlns:wp="http://schemas.openxmlformats.org/drawingml/2006/wordprocessingDrawing" xmlns:w10="urn:schemas-microsoft-com:office:word" xmlns:w="http://schemas.openxmlformats.org/wordprocessingml/2006/main" xmlns:w14="http://schemas.microsoft.com/office/word/2010/wordml" xmlns:w15="http://schemas.microsoft.com/office/word/2012/wordml" xmlns:w16cex="http://schemas.microsoft.com/office/word/2018/wordml/cex" xmlns:w16cid="http://schemas.microsoft.com/office/word/2016/wordml/cid" xmlns:w16="http://schemas.microsoft.com/office/word/2018/wordml" xmlns:w16du="http://schemas.microsoft.com/office/word/2023/wordml/word16du" xmlns:w16sdtdh="http://schemas.microsoft.com/office/word/2020/wordml/sdtdatahash" xmlns:w16se="http://schemas.microsoft.com/office/word/2015/wordml/symex" xmlns:wpg="http://schemas.microsoft.com/office/word/2010/wordprocessingGroup" xmlns:wpi="http://schemas.microsoft.com/office/word/2010/wordprocessingInk" xmlns:wne="http://schemas.microsoft.com/office/word/2006/wordml" xmlns:wps="http://schemas.microsoft.com/office/word/2010/wordprocessingShape" mc:Ignorable="w14 w15 w16se w16cid w16 w16cex w16sdtdh w16du wp14">
+<w:numbering xmlns:wpc="http://schemas.microsoft.com/office/word/2010/wordprocessingCanvas" xmlns:cx="http://schemas.microsoft.com/office/drawing/2014/chartex" xmlns:cx1="http://schemas.microsoft.com/office/drawing/2015/9/8/chartex" xmlns:cx2="http://schemas.microsoft.com/office/drawing/2015/10/21/chartex" xmlns:cx3="http://schemas.microsoft.com/office/drawing/2016/5/9/chartex" xmlns:cx4="http://schemas.microsoft.com/office/drawing/2016/5/10/chartex" xmlns:cx5="http://schemas.microsoft.com/office/drawing/2016/5/11/chartex" xmlns:cx6="http://schemas.microsoft.com/office/drawing/2016/5/12/chartex" xmlns:cx7="http://schemas.microsoft.com/office/drawing/2016/5/13/chartex" xmlns:cx8="http://schemas.microsoft.com/office/drawing/2016/5/14/chartex" xmlns:mc="http://schemas.openxmlformats.org/markup-compatibility/2006" xmlns:aink="http://schemas.microsoft.com/office/drawing/2016/ink" xmlns:am3d="http://schemas.microsoft.com/office/drawing/2017/model3d" xmlns:o="urn:schemas-microsoft-com:office:office" xmlns:oel="http://schemas.microsoft.com/office/2019/extlst" xmlns:r="http://schemas.openxmlformats.org/officeDocument/2006/relationships" xmlns:m="http://schemas.openxmlformats.org/officeDocument/2006/math" xmlns:v="urn:schemas-microsoft-com:vml" xmlns:wp14="http://schemas.microsoft.com/office/word/2010/wordprocessingDrawing" xmlns:wp="http://schemas.openxmlformats.org/drawingml/2006/wordprocessingDrawing" xmlns:w10="urn:schemas-microsoft-com:office:word" xmlns:w="http://schemas.openxmlformats.org/wordprocessingml/2006/main" xmlns:w14="http://schemas.microsoft.com/office/word/2010/wordml" xmlns:w15="http://schemas.microsoft.com/office/word/2012/wordml" xmlns:w16cex="http://schemas.microsoft.com/office/word/2018/wordml/cex" xmlns:w16cid="http://schemas.microsoft.com/office/word/2016/wordml/cid" xmlns:w16="http://schemas.microsoft.com/office/word/2018/wordml" xmlns:w16du="http://schemas.microsoft.com/office/word/2023/wordml/word16du" xmlns:w16sdtdh="http://schemas.microsoft.com/office/word/2020/wordml/sdtdatahash" xmlns:w16sdtfl="http://schemas.microsoft.com/office/word/2024/wordml/sdtformatlock" xmlns:w16se="http://schemas.microsoft.com/office/word/2015/wordml/symex" xmlns:wpg="http://schemas.microsoft.com/office/word/2010/wordprocessingGroup" xmlns:wpi="http://schemas.microsoft.com/office/word/2010/wordprocessingInk" xmlns:wne="http://schemas.microsoft.com/office/word/2006/wordml" xmlns:wps="http://schemas.microsoft.com/office/word/2010/wordprocessingShape" mc:Ignorable="w14 w15 w16se w16cid w16 w16cex w16sdtdh w16sdtfl w16du wp14">
   <w:abstractNum w:abstractNumId="0" w15:restartNumberingAfterBreak="0">
     <w:nsid w:val="2C840D6A"/>
     <w:multiLevelType w:val="hybridMultilevel"/>
@@ -9520,7 +9358,7 @@
 </file>
 
 <file path=word/styles.xml><?xml version="1.0" encoding="utf-8"?>
-<w:styles xmlns:mc="http://schemas.openxmlformats.org/markup-compatibility/2006" xmlns:r="http://schemas.openxmlformats.org/officeDocument/2006/relationships" xmlns:w="http://schemas.openxmlformats.org/wordprocessingml/2006/main" xmlns:w14="http://schemas.microsoft.com/office/word/2010/wordml" xmlns:w15="http://schemas.microsoft.com/office/word/2012/wordml" xmlns:w16cex="http://schemas.microsoft.com/office/word/2018/wordml/cex" xmlns:w16cid="http://schemas.microsoft.com/office/word/2016/wordml/cid" xmlns:w16="http://schemas.microsoft.com/office/word/2018/wordml" xmlns:w16du="http://schemas.microsoft.com/office/word/2023/wordml/word16du" xmlns:w16sdtdh="http://schemas.microsoft.com/office/word/2020/wordml/sdtdatahash" xmlns:w16se="http://schemas.microsoft.com/office/word/2015/wordml/symex" mc:Ignorable="w14 w15 w16se w16cid w16 w16cex w16sdtdh w16du">
+<w:styles xmlns:mc="http://schemas.openxmlformats.org/markup-compatibility/2006" xmlns:r="http://schemas.openxmlformats.org/officeDocument/2006/relationships" xmlns:w="http://schemas.openxmlformats.org/wordprocessingml/2006/main" xmlns:w14="http://schemas.microsoft.com/office/word/2010/wordml" xmlns:w15="http://schemas.microsoft.com/office/word/2012/wordml" xmlns:w16cex="http://schemas.microsoft.com/office/word/2018/wordml/cex" xmlns:w16cid="http://schemas.microsoft.com/office/word/2016/wordml/cid" xmlns:w16="http://schemas.microsoft.com/office/word/2018/wordml" xmlns:w16du="http://schemas.microsoft.com/office/word/2023/wordml/word16du" xmlns:w16sdtdh="http://schemas.microsoft.com/office/word/2020/wordml/sdtdatahash" xmlns:w16sdtfl="http://schemas.microsoft.com/office/word/2024/wordml/sdtformatlock" xmlns:w16se="http://schemas.microsoft.com/office/word/2015/wordml/symex" mc:Ignorable="w14 w15 w16se w16cid w16 w16cex w16sdtdh w16sdtfl w16du">
   <w:docDefaults>
     <w:rPrDefault>
       <w:rPr>
@@ -10361,9 +10199,12 @@
 </file>
 
 <file path=customXml/item1.xml><?xml version="1.0" encoding="utf-8"?>
-<p:properties xmlns:p="http://schemas.microsoft.com/office/2006/metadata/properties" xmlns:xsi="http://www.w3.org/2001/XMLSchema-instance" xmlns:pc="http://schemas.microsoft.com/office/infopath/2007/PartnerControls">
-  <documentManagement/>
-</p:properties>
+<?mso-contentType ?>
+<FormTemplates xmlns="http://schemas.microsoft.com/sharepoint/v3/contenttype/forms">
+  <Display>DocumentLibraryForm</Display>
+  <Edit>DocumentLibraryForm</Edit>
+  <New>DocumentLibraryForm</New>
+</FormTemplates>
 </file>
 
 <file path=customXml/item2.xml><?xml version="1.0" encoding="utf-8"?>
@@ -10558,19 +10399,15 @@
 </file>
 
 <file path=customXml/item3.xml><?xml version="1.0" encoding="utf-8"?>
-<?mso-contentType ?>
-<FormTemplates xmlns="http://schemas.microsoft.com/sharepoint/v3/contenttype/forms">
-  <Display>DocumentLibraryForm</Display>
-  <Edit>DocumentLibraryForm</Edit>
-  <New>DocumentLibraryForm</New>
-</FormTemplates>
+<p:properties xmlns:p="http://schemas.microsoft.com/office/2006/metadata/properties" xmlns:xsi="http://www.w3.org/2001/XMLSchema-instance" xmlns:pc="http://schemas.microsoft.com/office/infopath/2007/PartnerControls">
+  <documentManagement/>
+</p:properties>
 </file>
 
 <file path=customXml/itemProps1.xml><?xml version="1.0" encoding="utf-8"?>
-<ds:datastoreItem xmlns:ds="http://schemas.openxmlformats.org/officeDocument/2006/customXml" ds:itemID="{13AFB88A-A821-4CEC-B8E9-75A5A58AB48F}">
+<ds:datastoreItem xmlns:ds="http://schemas.openxmlformats.org/officeDocument/2006/customXml" ds:itemID="{E9A4FFFC-63F3-4EDB-9AB0-D03C0B8CDA58}">
   <ds:schemaRefs>
-    <ds:schemaRef ds:uri="http://schemas.microsoft.com/office/2006/metadata/properties"/>
-    <ds:schemaRef ds:uri="http://schemas.microsoft.com/office/infopath/2007/PartnerControls"/>
+    <ds:schemaRef ds:uri="http://schemas.microsoft.com/sharepoint/v3/contenttype/forms"/>
   </ds:schemaRefs>
 </ds:datastoreItem>
 </file>
@@ -10595,9 +10432,10 @@
 </file>
 
 <file path=customXml/itemProps3.xml><?xml version="1.0" encoding="utf-8"?>
-<ds:datastoreItem xmlns:ds="http://schemas.openxmlformats.org/officeDocument/2006/customXml" ds:itemID="{E9A4FFFC-63F3-4EDB-9AB0-D03C0B8CDA58}">
+<ds:datastoreItem xmlns:ds="http://schemas.openxmlformats.org/officeDocument/2006/customXml" ds:itemID="{13AFB88A-A821-4CEC-B8E9-75A5A58AB48F}">
   <ds:schemaRefs>
-    <ds:schemaRef ds:uri="http://schemas.microsoft.com/sharepoint/v3/contenttype/forms"/>
+    <ds:schemaRef ds:uri="http://schemas.microsoft.com/office/2006/metadata/properties"/>
+    <ds:schemaRef ds:uri="http://schemas.microsoft.com/office/infopath/2007/PartnerControls"/>
   </ds:schemaRefs>
 </ds:datastoreItem>
 </file>